--- a/pr-preview/pr-307/chapters/summary-tracked-changes.docx
+++ b/pr-preview/pr-307/chapters/summary-tracked-changes.docx
@@ -26,7 +26,7 @@
       </w:pPr>
       <w:ins w:id="2" w:author="PR Preview" w:date="2026-01-01T00:00:00Z">
         <w:r>
-          <w:t xml:space="preserve">Last modified: 2026-10-19 17:05:32 (PDT)</w:t>
+          <w:t xml:space="preserve">Last modified: 2026-10-19 17:13:10 (PDT)</w:t>
         </w:r>
       </w:ins>
     </w:p>
@@ -219,25 +219,73 @@
         </w:numPr>
       </w:pPr>
       <w:hyperlink r:id="rId12">
-        <w:r>
-          <w:rPr>
-            <w:rStyle w:val="Hyperlink"/>
-          </w:rPr>
-          <w:t xml:space="preserve">Define every technical term</w:t>
-        </w:r>
-      </w:hyperlink>
-      <w:r>
-        <w:t xml:space="preserve"> </w:t>
-      </w:r>
-      <w:r>
-        <w:t xml:space="preserve">explicitly, next to its first use,</w:t>
-      </w:r>
-      <w:r>
-        <w:t xml:space="preserve"> </w:t>
-      </w:r>
-      <w:r>
-        <w:t xml:space="preserve">and follow the definition with examples and counterexamples.</w:t>
-      </w:r>
+        <w:del w:id="3" w:author="PR Preview" w:date="2026-01-01T00:00:00Z">
+          <w:r>
+            <w:rPr>
+              <w:rStyle w:val="Hyperlink"/>
+            </w:rPr>
+            <w:delText xml:space="preserve">Define every technical term</w:delText>
+          </w:r>
+        </w:del>
+      </w:hyperlink>
+      <w:del w:id="4" w:author="PR Preview" w:date="2026-01-01T00:00:00Z">
+        <w:r>
+          <w:delText xml:space="preserve"> </w:delText>
+        </w:r>
+      </w:del>
+      <w:del w:id="5" w:author="PR Preview" w:date="2026-01-01T00:00:00Z">
+        <w:r>
+          <w:delText xml:space="preserve">explicitly, next to its first use,</w:delText>
+        </w:r>
+      </w:del>
+      <w:del w:id="6" w:author="PR Preview" w:date="2026-01-01T00:00:00Z">
+        <w:r>
+          <w:delText xml:space="preserve"> </w:delText>
+        </w:r>
+      </w:del>
+      <w:del w:id="7" w:author="PR Preview" w:date="2026-01-01T00:00:00Z">
+        <w:r>
+          <w:delText xml:space="preserve">and follow the definition with examples and counterexamples.</w:delText>
+        </w:r>
+      </w:del>
+    </w:p>
+    <w:p>
+      <w:pPr>
+        <w:numPr>
+          <w:ilvl w:val="0"/>
+          <w:numId w:val="1001"/>
+        </w:numPr>
+      </w:pPr>
+      <w:hyperlink r:id="rId12">
+        <w:ins w:id="8" w:author="PR Preview" w:date="2026-01-01T00:00:00Z">
+          <w:r>
+            <w:rPr>
+              <w:rStyle w:val="Hyperlink"/>
+            </w:rPr>
+            <w:t xml:space="preserve">Define every technical term</w:t>
+          </w:r>
+        </w:ins>
+      </w:hyperlink>
+      <w:ins w:id="9" w:author="PR Preview" w:date="2026-01-01T00:00:00Z">
+        <w:r>
+          <w:t xml:space="preserve"> </w:t>
+        </w:r>
+      </w:ins>
+      <w:ins w:id="10" w:author="PR Preview" w:date="2026-01-01T00:00:00Z">
+        <w:r>
+          <w:t xml:space="preserve">explicitly, before its first use,</w:t>
+        </w:r>
+      </w:ins>
+      <w:ins w:id="11" w:author="PR Preview" w:date="2026-01-01T00:00:00Z">
+        <w:r>
+          <w:t xml:space="preserve"> </w:t>
+        </w:r>
+      </w:ins>
+      <w:ins w:id="12" w:author="PR Preview" w:date="2026-01-01T00:00:00Z">
+        <w:r>
+          <w:t xml:space="preserve">and follow the definition with examples and counterexamples.</w:t>
+        </w:r>
+      </w:ins>
     </w:p>
     <w:p>
       <w:pPr>
